--- a/MERN Phase Wise/Phase Wise Templets/Project Design Phase/Proposed Solution/Proposed Solution Template.docx
+++ b/MERN Phase Wise/Phase Wise Templets/Project Design Phase/Proposed Solution/Proposed Solution Template.docx
@@ -137,7 +137,7 @@
           </w:tcPr>
           <w:p>
             <w:r>
-              <w:t>SB Stocks – Virtual Stock Trading Platform</w:t>
+              <w:t>Stock Trading App</w:t>
             </w:r>
           </w:p>
         </w:tc>
@@ -231,23 +231,13 @@
             <w:pPr>
               <w:jc w:val="center"/>
             </w:pPr>
-            <w:proofErr w:type="spellStart"/>
             <w:r>
               <w:rPr>
                 <w:b/>
                 <w:bCs/>
                 <w:color w:val="FFFFFF"/>
               </w:rPr>
-              <w:t>S.No</w:t>
-            </w:r>
-            <w:proofErr w:type="spellEnd"/>
-            <w:r>
-              <w:rPr>
-                <w:b/>
-                <w:bCs/>
-                <w:color w:val="FFFFFF"/>
-              </w:rPr>
-              <w:t>.</w:t>
+              <w:t>S.No.</w:t>
             </w:r>
           </w:p>
         </w:tc>
@@ -408,15 +398,7 @@
           </w:tcPr>
           <w:p>
             <w:r>
-              <w:t xml:space="preserve">SB Stocks is a full-stack MERN virtual trading platform that gives every user a mock wallet and lets them buy/sell real, live-priced stocks (via the </w:t>
-            </w:r>
-            <w:proofErr w:type="spellStart"/>
-            <w:r>
-              <w:t>Finnhub</w:t>
-            </w:r>
-            <w:proofErr w:type="spellEnd"/>
-            <w:r>
-              <w:t xml:space="preserve"> API). Users get a portfolio view with live P&amp;L, order/transaction history, a watchlist and candlestick charts, while admins get a dashboard to manage stocks and users.</w:t>
+              <w:t>SB Stocks is a full-stack MERN virtual trading platform that gives every user a mock wallet and lets them buy/sell real, live-priced stocks (via the Finnhub API). Users get a portfolio view with live P&amp;L, order/transaction history, a watchlist and candlestick charts, while admins get a dashboard to manage stocks and users.</w:t>
             </w:r>
           </w:p>
         </w:tc>
